--- a/library/intune-solutions/secure-mobile-access-sharepoint-online-mam/v1.0.0/deliverables/SPMAM-Solution.docx
+++ b/library/intune-solutions/secure-mobile-access-sharepoint-online-mam/v1.0.0/deliverables/SPMAM-Solution.docx
@@ -91,7 +91,7 @@
         <w:rPr>
           <w:b/>
         </w:rPr>
-        <w:t>Phoenixtekk Workplace Marketplace · Intune Solutions</w:t>
+        <w:t>White-label · Intune Solutions</w:t>
       </w:r>
     </w:p>
     <w:p>
@@ -188,7 +188,7 @@
         <w:pStyle w:val="Heading2"/>
       </w:pPr>
       <w:r>
-        <w:t>The Phoenixtekk deployment model</w:t>
+        <w:t>The standard deployment model</w:t>
       </w:r>
     </w:p>
     <w:p>
@@ -557,7 +557,7 @@
         <w:pStyle w:val="Heading2"/>
       </w:pPr>
       <w:r>
-        <w:t>The standard Phoenixtekk deployment model</w:t>
+        <w:t>The standard deployment model</w:t>
       </w:r>
     </w:p>
     <w:p>
@@ -569,7 +569,7 @@
           <w:i/>
           <w:color w:val="2E86C1"/>
         </w:rPr>
-        <w:t>Define the App Protection Policies (SharePoint app + Edge) → build the Conditional Access grant for Office 365 → confirm and steer users to the supported access path → validate on a pilot → expand. Phoenixtekk pattern: Assess → Configure → Pilot → Validate → Expand.</w:t>
+        <w:t>Define the App Protection Policies (SharePoint app + Edge) → build the Conditional Access grant for Office 365 → confirm and steer users to the supported access path → validate on a pilot → expand. repeatable pattern: Assess → Configure → Pilot → Validate → Expand.</w:t>
       </w:r>
     </w:p>
     <w:p>
@@ -1219,7 +1219,7 @@
         <w:t>every</w:t>
       </w:r>
       <w:r>
-        <w:t xml:space="preserve"> Phoenixtekk solution in the </w:t>
+        <w:t xml:space="preserve"> solution in the </w:t>
       </w:r>
       <w:r>
         <w:rPr>
@@ -1529,7 +1529,7 @@
         <w:t>Why:</w:t>
       </w:r>
       <w:r>
-        <w:t xml:space="preserve"> Every Phoenixtekk solution is piloted before fleet rollout. </w:t>
+        <w:t xml:space="preserve"> Every solution is piloted before fleet rollout. </w:t>
       </w:r>
       <w:r>
         <w:rPr>
@@ -1727,7 +1727,7 @@
         <w:rPr>
           <w:b/>
         </w:rPr>
-        <w:t>The Phoenixtekk deployment model (all solutions):</w:t>
+        <w:t>The standard deployment model (all solutions):</w:t>
       </w:r>
       <w:r>
         <w:t xml:space="preserve"> </w:t>
@@ -5147,7 +5147,7 @@
         <w:pStyle w:val="ListBullet"/>
       </w:pPr>
       <w:r>
-        <w:t xml:space="preserve">A repeatable process following the Phoenixtekk model: </w:t>
+        <w:t xml:space="preserve">A repeatable process following the repeatable model: </w:t>
       </w:r>
       <w:r>
         <w:rPr>
@@ -5203,7 +5203,7 @@
         <w:t>Purpose:</w:t>
       </w:r>
       <w:r>
-        <w:t xml:space="preserve"> Lists the iOS/Android App Protection Policies (MAM) and the Conditional Access policies that gate SharePoint Online / Office 365, showing which apps and which groups each targets — the starting point for aligning APP + CA before deploying or when diagnosing a mobile-access block. HOW TO RUN powershell -ExecutionPolicy Bypass -File .\SPMAM-Discovery.ps1 Requires the Microsoft Graph PowerShell SDK. Consented scopes (read-only): DeviceManagementApps.Read.All, Policy.Read.All, Group.Read.All. EXPECTED RESULTS A list of App Protection Policies (with targeted apps + assigned groups) and a list of Conditional Access policies that target Office 365 with an app-protection / approved-app grant (with included/excluded groups). .NOTES Phoenixtekk Workplace Marketplace — Intune Solutions. Read-only against Graph. #&gt; [CmdletBinding()] param()</w:t>
+        <w:t xml:space="preserve"> Lists the iOS/Android App Protection Policies (MAM) and the Conditional Access policies that gate SharePoint Online / Office 365, showing which apps and which groups each targets — the starting point for aligning APP + CA before deploying or when diagnosing a mobile-access block. HOW TO RUN powershell -ExecutionPolicy Bypass -File .\SPMAM-Discovery.ps1 Requires the Microsoft Graph PowerShell SDK. Consented scopes (read-only): DeviceManagementApps.Read.All, Policy.Read.All, Group.Read.All. EXPECTED RESULTS A list of App Protection Policies (with targeted apps + assigned groups) and a list of Conditional Access policies that target Office 365 with an app-protection / approved-app grant (with included/excluded groups). .NOTES White-label — Intune Solutions. Read-only against Graph. #&gt; [CmdletBinding()] param()</w:t>
       </w:r>
     </w:p>
     <w:p>
@@ -5214,7 +5214,7 @@
         <w:t>How to run:</w:t>
       </w:r>
       <w:r>
-        <w:t xml:space="preserve"> powershell -ExecutionPolicy Bypass -File .\SPMAM-Discovery.ps1 Requires the Microsoft Graph PowerShell SDK. Consented scopes (read-only): DeviceManagementApps.Read.All, Policy.Read.All, Group.Read.All. EXPECTED RESULTS A list of App Protection Policies (with targeted apps + assigned groups) and a list of Conditional Access policies that target Office 365 with an app-protection / approved-app grant (with included/excluded groups). .NOTES Phoenixtekk Workplace Marketplace — Intune Solutions. Read-only against Graph. #&gt; [CmdletBinding()] param()</w:t>
+        <w:t xml:space="preserve"> powershell -ExecutionPolicy Bypass -File .\SPMAM-Discovery.ps1 Requires the Microsoft Graph PowerShell SDK. Consented scopes (read-only): DeviceManagementApps.Read.All, Policy.Read.All, Group.Read.All. EXPECTED RESULTS A list of App Protection Policies (with targeted apps + assigned groups) and a list of Conditional Access policies that target Office 365 with an app-protection / approved-app grant (with included/excluded groups). .NOTES White-label — Intune Solutions. Read-only against Graph. #&gt; [CmdletBinding()] param()</w:t>
       </w:r>
     </w:p>
     <w:p>
@@ -5233,7 +5233,7 @@
         <w:t>Purpose:</w:t>
       </w:r>
       <w:r>
-        <w:t xml:space="preserve"> The #1 mobile-access break is CA requiring app protection while the target group has no App Protection Policy assigned. This script adds the target group to the assignments of the named iOS and Android App Protection Policies (Microsoft Graph). It PREVIEWS by default (-WhatIf); pass -WhatIf:$false to apply. HOW TO RUN Preview (default): powershell -ExecutionPolicy Bypass -File .\SPMAM-Remediation.ps1 -TargetGroup "SPO Mobile - Users - Pilot" Apply           : powershell -ExecutionPolicy Bypass -File .\SPMAM-Remediation.ps1 -TargetGroup "SPO Mobile - Users - Pilot" -WhatIf:$false Requires the Microsoft Graph PowerShell SDK. Consented scopes: DeviceManagementApps.ReadWrite.All, Group.Read.All. EXPECTED RESULTS With -WhatIf (default): prints the assignments it WOULD add. With -WhatIf:$false: adds the target group to each named App Protection Policy's assignments (idempotent — skips if present). .NOTES Phoenixtekk Workplace Marketplace — Intune Solutions. Writes only when -WhatIf:$false. #&gt; [CmdletBinding(SupportsShouldProcess=$true, ConfirmImpact='High')] param( [Parameter(Mandatory=$true)][string]$TargetGroup, [string]$IosPolicyName     = 'SPO Mobile – App Protection – iOS', [string]$AndroidPolicyName = 'SPO Mobile – App Protection – Android' )</w:t>
+        <w:t xml:space="preserve"> The #1 mobile-access break is CA requiring app protection while the target group has no App Protection Policy assigned. This script adds the target group to the assignments of the named iOS and Android App Protection Policies (Microsoft Graph). It PREVIEWS by default (-WhatIf); pass -WhatIf:$false to apply. HOW TO RUN Preview (default): powershell -ExecutionPolicy Bypass -File .\SPMAM-Remediation.ps1 -TargetGroup "SPO Mobile - Users - Pilot" Apply           : powershell -ExecutionPolicy Bypass -File .\SPMAM-Remediation.ps1 -TargetGroup "SPO Mobile - Users - Pilot" -WhatIf:$false Requires the Microsoft Graph PowerShell SDK. Consented scopes: DeviceManagementApps.ReadWrite.All, Group.Read.All. EXPECTED RESULTS With -WhatIf (default): prints the assignments it WOULD add. With -WhatIf:$false: adds the target group to each named App Protection Policy's assignments (idempotent — skips if present). .NOTES White-label — Intune Solutions. Writes only when -WhatIf:$false. #&gt; [CmdletBinding(SupportsShouldProcess=$true, ConfirmImpact='High')] param( [Parameter(Mandatory=$true)][string]$TargetGroup, [string]$IosPolicyName     = 'SPO Mobile – App Protection – iOS', [string]$AndroidPolicyName = 'SPO Mobile – App Protection – Android' )</w:t>
       </w:r>
     </w:p>
     <w:p>
@@ -5244,7 +5244,7 @@
         <w:t>How to run:</w:t>
       </w:r>
       <w:r>
-        <w:t xml:space="preserve"> Preview (default): powershell -ExecutionPolicy Bypass -File .\SPMAM-Remediation.ps1 -TargetGroup "SPO Mobile - Users - Pilot" Apply           : powershell -ExecutionPolicy Bypass -File .\SPMAM-Remediation.ps1 -TargetGroup "SPO Mobile - Users - Pilot" -WhatIf:$false Requires the Microsoft Graph PowerShell SDK. Consented scopes: DeviceManagementApps.ReadWrite.All, Group.Read.All. EXPECTED RESULTS With -WhatIf (default): prints the assignments it WOULD add. With -WhatIf:$false: adds the target group to each named App Protection Policy's assignments (idempotent — skips if present). .NOTES Phoenixtekk Workplace Marketplace — Intune Solutions. Writes only when -WhatIf:$false. #&gt; [CmdletBinding(SupportsShouldProcess=$true, ConfirmImpact='High')] param( [Parameter(Mandatory=$true)][string]$TargetGroup, [string]$IosPolicyName     = 'SPO Mobile – App Protection – iOS', [string]$AndroidPolicyName = 'SPO Mobile – App Protection – Android' )</w:t>
+        <w:t xml:space="preserve"> Preview (default): powershell -ExecutionPolicy Bypass -File .\SPMAM-Remediation.ps1 -TargetGroup "SPO Mobile - Users - Pilot" Apply           : powershell -ExecutionPolicy Bypass -File .\SPMAM-Remediation.ps1 -TargetGroup "SPO Mobile - Users - Pilot" -WhatIf:$false Requires the Microsoft Graph PowerShell SDK. Consented scopes: DeviceManagementApps.ReadWrite.All, Group.Read.All. EXPECTED RESULTS With -WhatIf (default): prints the assignments it WOULD add. With -WhatIf:$false: adds the target group to each named App Protection Policy's assignments (idempotent — skips if present). .NOTES White-label — Intune Solutions. Writes only when -WhatIf:$false. #&gt; [CmdletBinding(SupportsShouldProcess=$true, ConfirmImpact='High')] param( [Parameter(Mandatory=$true)][string]$TargetGroup, [string]$IosPolicyName     = 'SPO Mobile – App Protection – iOS', [string]$AndroidPolicyName = 'SPO Mobile – App Protection – Android' )</w:t>
       </w:r>
     </w:p>
     <w:p>
@@ -5263,7 +5263,7 @@
         <w:t>Purpose:</w:t>
       </w:r>
       <w:r>
-        <w:t xml:space="preserve"> For a target group (the mobile-access population), reports per user whether an App Protection Policy applies and whether an enabled Office 365 CA app-protection grant includes them, so you can see coverage and gaps at a glance before enforcing or expanding. HOW TO RUN powershell -ExecutionPolicy Bypass -File .\SPMAM-Report.ps1 -TargetGroup "SPO Mobile - Users - Prod" -CsvPath C:\Temp\spmam.csv Requires the Microsoft Graph PowerShell SDK. Consented scopes (read-only): DeviceManagementApps.Read.All, Policy.Read.All, Group.Read.All, User.Read.All. EXPECTED RESULTS A per-user table (APP applied? / CA effective? / ready?) and a summary count of ready vs gapped users; optional CSV export. .NOTES Phoenixtekk Workplace Marketplace — Intune Solutions. Read-only against Graph. #&gt; [CmdletBinding()] param( [Parameter(Mandatory=$true)][string]$TargetGroup, [string]$CsvPath )</w:t>
+        <w:t xml:space="preserve"> For a target group (the mobile-access population), reports per user whether an App Protection Policy applies and whether an enabled Office 365 CA app-protection grant includes them, so you can see coverage and gaps at a glance before enforcing or expanding. HOW TO RUN powershell -ExecutionPolicy Bypass -File .\SPMAM-Report.ps1 -TargetGroup "SPO Mobile - Users - Prod" -CsvPath C:\Temp\spmam.csv Requires the Microsoft Graph PowerShell SDK. Consented scopes (read-only): DeviceManagementApps.Read.All, Policy.Read.All, Group.Read.All, User.Read.All. EXPECTED RESULTS A per-user table (APP applied? / CA effective? / ready?) and a summary count of ready vs gapped users; optional CSV export. .NOTES White-label — Intune Solutions. Read-only against Graph. #&gt; [CmdletBinding()] param( [Parameter(Mandatory=$true)][string]$TargetGroup, [string]$CsvPath )</w:t>
       </w:r>
     </w:p>
     <w:p>
@@ -5274,7 +5274,7 @@
         <w:t>How to run:</w:t>
       </w:r>
       <w:r>
-        <w:t xml:space="preserve"> powershell -ExecutionPolicy Bypass -File .\SPMAM-Report.ps1 -TargetGroup "SPO Mobile - Users - Prod" -CsvPath C:\Temp\spmam.csv Requires the Microsoft Graph PowerShell SDK. Consented scopes (read-only): DeviceManagementApps.Read.All, Policy.Read.All, Group.Read.All, User.Read.All. EXPECTED RESULTS A per-user table (APP applied? / CA effective? / ready?) and a summary count of ready vs gapped users; optional CSV export. .NOTES Phoenixtekk Workplace Marketplace — Intune Solutions. Read-only against Graph. #&gt; [CmdletBinding()] param( [Parameter(Mandatory=$true)][string]$TargetGroup, [string]$CsvPath )</w:t>
+        <w:t xml:space="preserve"> powershell -ExecutionPolicy Bypass -File .\SPMAM-Report.ps1 -TargetGroup "SPO Mobile - Users - Prod" -CsvPath C:\Temp\spmam.csv Requires the Microsoft Graph PowerShell SDK. Consented scopes (read-only): DeviceManagementApps.Read.All, Policy.Read.All, Group.Read.All, User.Read.All. EXPECTED RESULTS A per-user table (APP applied? / CA effective? / ready?) and a summary count of ready vs gapped users; optional CSV export. .NOTES White-label — Intune Solutions. Read-only against Graph. #&gt; [CmdletBinding()] param( [Parameter(Mandatory=$true)][string]$TargetGroup, [string]$CsvPath )</w:t>
       </w:r>
     </w:p>
     <w:p>
@@ -5293,7 +5293,7 @@
         <w:t>Purpose:</w:t>
       </w:r>
       <w:r>
-        <w:t xml:space="preserve"> Creates the pilot/prod scope groups used to assign the App Protection Policies and the Conditional Access policy, and adds the supplied users to the chosen group — the repeatable way to control who is in scope for mobile access. PREVIEWS by default (-WhatIf); pass -WhatIf:$false to apply. HOW TO RUN Preview: powershell -ExecutionPolicy Bypass -File .\SPMAM-Set-ScopeTargeting.ps1 -Stage Pilot -Users user1@contoso.com,user2@contoso.com Apply  : powershell -ExecutionPolicy Bypass -File .\SPMAM-Set-ScopeTargeting.ps1 -Stage Prod -Users user@contoso.com -WhatIf:$false Requires the Microsoft Graph PowerShell SDK. Consented scopes: Group.ReadWrite.All, User.Read.All. EXPECTED RESULTS The scope group (SPO Mobile - Users - Pilot / - Prod) is created if missing, and each supplied user is added (idempotent — skips users already members). With -WhatIf it only prints intent. .NOTES Phoenixtekk Workplace Marketplace — Intune Solutions. Writes only when -WhatIf:$false. #&gt; [CmdletBinding(SupportsShouldProcess=$true, ConfirmImpact='Medium')] param( [ValidateSet('Pilot','Prod')][string]$Stage = 'Pilot', [string[]]$Users = @() )</w:t>
+        <w:t xml:space="preserve"> Creates the pilot/prod scope groups used to assign the App Protection Policies and the Conditional Access policy, and adds the supplied users to the chosen group — the repeatable way to control who is in scope for mobile access. PREVIEWS by default (-WhatIf); pass -WhatIf:$false to apply. HOW TO RUN Preview: powershell -ExecutionPolicy Bypass -File .\SPMAM-Set-ScopeTargeting.ps1 -Stage Pilot -Users user1@contoso.com,user2@contoso.com Apply  : powershell -ExecutionPolicy Bypass -File .\SPMAM-Set-ScopeTargeting.ps1 -Stage Prod -Users user@contoso.com -WhatIf:$false Requires the Microsoft Graph PowerShell SDK. Consented scopes: Group.ReadWrite.All, User.Read.All. EXPECTED RESULTS The scope group (SPO Mobile - Users - Pilot / - Prod) is created if missing, and each supplied user is added (idempotent — skips users already members). With -WhatIf it only prints intent. .NOTES White-label — Intune Solutions. Writes only when -WhatIf:$false. #&gt; [CmdletBinding(SupportsShouldProcess=$true, ConfirmImpact='Medium')] param( [ValidateSet('Pilot','Prod')][string]$Stage = 'Pilot', [string[]]$Users = @() )</w:t>
       </w:r>
     </w:p>
     <w:p>
@@ -5304,7 +5304,7 @@
         <w:t>How to run:</w:t>
       </w:r>
       <w:r>
-        <w:t xml:space="preserve"> Preview: powershell -ExecutionPolicy Bypass -File .\SPMAM-Set-ScopeTargeting.ps1 -Stage Pilot -Users user1@contoso.com,user2@contoso.com Apply  : powershell -ExecutionPolicy Bypass -File .\SPMAM-Set-ScopeTargeting.ps1 -Stage Prod -Users user@contoso.com -WhatIf:$false Requires the Microsoft Graph PowerShell SDK. Consented scopes: Group.ReadWrite.All, User.Read.All. EXPECTED RESULTS The scope group (SPO Mobile - Users - Pilot / - Prod) is created if missing, and each supplied user is added (idempotent — skips users already members). With -WhatIf it only prints intent. .NOTES Phoenixtekk Workplace Marketplace — Intune Solutions. Writes only when -WhatIf:$false. #&gt; [CmdletBinding(SupportsShouldProcess=$true, ConfirmImpact='Medium')] param( [ValidateSet('Pilot','Prod')][string]$Stage = 'Pilot', [string[]]$Users = @() )</w:t>
+        <w:t xml:space="preserve"> Preview: powershell -ExecutionPolicy Bypass -File .\SPMAM-Set-ScopeTargeting.ps1 -Stage Pilot -Users user1@contoso.com,user2@contoso.com Apply  : powershell -ExecutionPolicy Bypass -File .\SPMAM-Set-ScopeTargeting.ps1 -Stage Prod -Users user@contoso.com -WhatIf:$false Requires the Microsoft Graph PowerShell SDK. Consented scopes: Group.ReadWrite.All, User.Read.All. EXPECTED RESULTS The scope group (SPO Mobile - Users - Pilot / - Prod) is created if missing, and each supplied user is added (idempotent — skips users already members). With -WhatIf it only prints intent. .NOTES White-label — Intune Solutions. Writes only when -WhatIf:$false. #&gt; [CmdletBinding(SupportsShouldProcess=$true, ConfirmImpact='Medium')] param( [ValidateSet('Pilot','Prod')][string]$Stage = 'Pilot', [string[]]$Users = @() )</w:t>
       </w:r>
     </w:p>
     <w:p>
@@ -5323,7 +5323,7 @@
         <w:t>Purpose:</w:t>
       </w:r>
       <w:r>
-        <w:t xml:space="preserve"> For one user, confirms (1) an App Protection Policy (MAM) is assigned via a group the user belongs to, and (2) at least one enabled Conditional Access policy targets Office 365 with an app-protection / approved-app grant and includes the user. This is the "is this user set up to reach SharePoint Online on mobile?" check. HOW TO RUN powershell -ExecutionPolicy Bypass -File .\SPMAM-Validation.ps1 -UserPrincipalName user@contoso.com Requires the Microsoft Graph PowerShell SDK. Consented scopes (read-only): DeviceManagementApps.Read.All, Policy.Read.All, Group.Read.All, User.Read.All. EXPECTED RESULTS "MOBILE ACCESS READY" when the user has an App Protection Policy AND is in scope of an enabled CA app-protection grant for Office 365; otherwise the missing piece is named. .NOTES Phoenixtekk Workplace Marketplace — Intune Solutions. Read-only against Graph. #&gt; [CmdletBinding()] param( [Parameter(Mandatory=$true)][string]$UserPrincipalName )</w:t>
+        <w:t xml:space="preserve"> For one user, confirms (1) an App Protection Policy (MAM) is assigned via a group the user belongs to, and (2) at least one enabled Conditional Access policy targets Office 365 with an app-protection / approved-app grant and includes the user. This is the "is this user set up to reach SharePoint Online on mobile?" check. HOW TO RUN powershell -ExecutionPolicy Bypass -File .\SPMAM-Validation.ps1 -UserPrincipalName user@contoso.com Requires the Microsoft Graph PowerShell SDK. Consented scopes (read-only): DeviceManagementApps.Read.All, Policy.Read.All, Group.Read.All, User.Read.All. EXPECTED RESULTS "MOBILE ACCESS READY" when the user has an App Protection Policy AND is in scope of an enabled CA app-protection grant for Office 365; otherwise the missing piece is named. .NOTES White-label — Intune Solutions. Read-only against Graph. #&gt; [CmdletBinding()] param( [Parameter(Mandatory=$true)][string]$UserPrincipalName )</w:t>
       </w:r>
     </w:p>
     <w:p>
@@ -5334,7 +5334,7 @@
         <w:t>How to run:</w:t>
       </w:r>
       <w:r>
-        <w:t xml:space="preserve"> powershell -ExecutionPolicy Bypass -File .\SPMAM-Validation.ps1 -UserPrincipalName user@contoso.com Requires the Microsoft Graph PowerShell SDK. Consented scopes (read-only): DeviceManagementApps.Read.All, Policy.Read.All, Group.Read.All, User.Read.All. EXPECTED RESULTS "MOBILE ACCESS READY" when the user has an App Protection Policy AND is in scope of an enabled CA app-protection grant for Office 365; otherwise the missing piece is named. .NOTES Phoenixtekk Workplace Marketplace — Intune Solutions. Read-only against Graph. #&gt; [CmdletBinding()] param( [Parameter(Mandatory=$true)][string]$UserPrincipalName )</w:t>
+        <w:t xml:space="preserve"> powershell -ExecutionPolicy Bypass -File .\SPMAM-Validation.ps1 -UserPrincipalName user@contoso.com Requires the Microsoft Graph PowerShell SDK. Consented scopes (read-only): DeviceManagementApps.Read.All, Policy.Read.All, Group.Read.All, User.Read.All. EXPECTED RESULTS "MOBILE ACCESS READY" when the user has an App Protection Policy AND is in scope of an enabled CA app-protection grant for Office 365; otherwise the missing piece is named. .NOTES White-label — Intune Solutions. Read-only against Graph. #&gt; [CmdletBinding()] param( [Parameter(Mandatory=$true)][string]$UserPrincipalName )</w:t>
       </w:r>
     </w:p>
     <w:sectPr>
